--- a/Tài liệu/Đạt/ghi chú slide .docx
+++ b/Tài liệu/Đạt/ghi chú slide .docx
@@ -26,6 +26,7 @@
       </w:pPr>
       <w:r>
         <w:rPr>
+          <w:noProof/>
           <w:lang w:val="vi-VN"/>
         </w:rPr>
         <w:drawing>
@@ -315,16 +316,210 @@
       </w:r>
     </w:p>
     <w:p>
-      <w:pPr>
-        <w:rPr>
-          <w:lang w:val="vi-VN"/>
-        </w:rPr>
-      </w:pPr>
       <w:r>
         <w:rPr>
           <w:lang w:val="vi-VN"/>
         </w:rPr>
         <w:t>Slide 50: về sau còn bổ sung đk</w:t>
+      </w:r>
+    </w:p>
+    <w:p/>
+    <w:p/>
+    <w:p/>
+    <w:p/>
+    <w:p/>
+    <w:p/>
+    <w:p/>
+    <w:p/>
+    <w:p>
+      <w:pPr>
+        <w:rPr>
+          <w:lang w:val="vi-VN"/>
+        </w:rPr>
+      </w:pPr>
+      <w:r>
+        <w:rPr>
+          <w:lang w:val="vi-VN"/>
+        </w:rPr>
+        <w:t xml:space="preserve"> </w:t>
+      </w:r>
+    </w:p>
+    <w:p/>
+    <w:p>
+      <w:r>
+        <w:t>--update 0205</w:t>
+      </w:r>
+    </w:p>
+    <w:p>
+      <w:pPr>
+        <w:rPr>
+          <w:lang w:val="vi-VN"/>
+        </w:rPr>
+      </w:pPr>
+      <w:r>
+        <w:t>Slide1: cái</w:t>
+      </w:r>
+      <w:r>
+        <w:rPr>
+          <w:lang w:val="vi-VN"/>
+        </w:rPr>
+        <w:t xml:space="preserve"> chữ hiện t đang thấy nó sát viền trên, với chỉnh lại nội dung chữ đi, thời gian để xuống dưới cùng như cái bìa của báo cáo ý, xếp bố cục xem nhét được tên vào không, với đổi màu về đen hay xanh đi</w:t>
+      </w:r>
+    </w:p>
+    <w:p>
+      <w:pPr>
+        <w:rPr>
+          <w:lang w:val="vi-VN"/>
+        </w:rPr>
+      </w:pPr>
+      <w:r>
+        <w:rPr>
+          <w:lang w:val="vi-VN"/>
+        </w:rPr>
+        <w:t>Slide 4: đây không phải là 1 lý do à mà k đánh lý do 1</w:t>
+      </w:r>
+    </w:p>
+    <w:p>
+      <w:pPr>
+        <w:rPr>
+          <w:lang w:val="vi-VN"/>
+        </w:rPr>
+      </w:pPr>
+      <w:r>
+        <w:rPr>
+          <w:lang w:val="vi-VN"/>
+        </w:rPr>
+        <w:t>Slide 4 – 5 – 6 – 7: xếp sao cho chữ lý do nằm chung một vị trí, lý do 2 lý do 3 có tên mà sao lý do 1 k có tên</w:t>
+      </w:r>
+    </w:p>
+    <w:p>
+      <w:pPr>
+        <w:rPr>
+          <w:lang w:val="vi-VN"/>
+        </w:rPr>
+      </w:pPr>
+      <w:r>
+        <w:rPr>
+          <w:lang w:val="vi-VN"/>
+        </w:rPr>
+        <w:t xml:space="preserve">+ slide 7 thì cho thêm cái thách thức là bài toán đồng bộ trên toàn hệ thống </w:t>
+      </w:r>
+    </w:p>
+    <w:p>
+      <w:pPr>
+        <w:rPr>
+          <w:lang w:val="vi-VN"/>
+        </w:rPr>
+      </w:pPr>
+      <w:r>
+        <w:rPr>
+          <w:lang w:val="vi-VN"/>
+        </w:rPr>
+        <w:t>Slide 10 m đã sửa gì đâu</w:t>
+      </w:r>
+    </w:p>
+    <w:p>
+      <w:pPr>
+        <w:rPr>
+          <w:lang w:val="vi-VN"/>
+        </w:rPr>
+      </w:pPr>
+      <w:r>
+        <w:rPr>
+          <w:lang w:val="vi-VN"/>
+        </w:rPr>
+        <w:t>Slide 11 sửa thành dạng bảng</w:t>
+      </w:r>
+    </w:p>
+    <w:p>
+      <w:pPr>
+        <w:rPr>
+          <w:lang w:val="vi-VN"/>
+        </w:rPr>
+      </w:pPr>
+      <w:r>
+        <w:rPr>
+          <w:lang w:val="vi-VN"/>
+        </w:rPr>
+        <w:t>Slide 36 – 37- 38: sửa cái tiêu đề 3.1 ở chung vị trí đi</w:t>
+      </w:r>
+    </w:p>
+    <w:p>
+      <w:pPr>
+        <w:rPr>
+          <w:lang w:val="vi-VN"/>
+        </w:rPr>
+      </w:pPr>
+      <w:r>
+        <w:rPr>
+          <w:lang w:val="vi-VN"/>
+        </w:rPr>
+        <w:t>Slide 38 sai ảnh</w:t>
+      </w:r>
+    </w:p>
+    <w:p>
+      <w:pPr>
+        <w:rPr>
+          <w:lang w:val="vi-VN"/>
+        </w:rPr>
+      </w:pPr>
+      <w:r>
+        <w:rPr>
+          <w:lang w:val="vi-VN"/>
+        </w:rPr>
+        <w:t>Slide 39: lỗi kích cỡ chữ</w:t>
+      </w:r>
+    </w:p>
+    <w:p>
+      <w:pPr>
+        <w:rPr>
+          <w:lang w:val="vi-VN"/>
+        </w:rPr>
+      </w:pPr>
+      <w:r>
+        <w:rPr>
+          <w:lang w:val="vi-VN"/>
+        </w:rPr>
+        <w:t>Slide 40 đợi t cung cấp thêm ảnh</w:t>
+      </w:r>
+    </w:p>
+    <w:p>
+      <w:pPr>
+        <w:rPr>
+          <w:lang w:val="vi-VN"/>
+        </w:rPr>
+      </w:pPr>
+      <w:r>
+        <w:rPr>
+          <w:lang w:val="vi-VN"/>
+        </w:rPr>
+        <w:t>Slide 42: cái tiêu đề kéo về góc trên trái( tất cả tiêu đề đều để ở góc trên trái</w:t>
+      </w:r>
+      <w:r>
+        <w:rPr>
+          <w:lang w:val="vi-VN"/>
+        </w:rPr>
+        <w:t xml:space="preserve"> trừ các slide tiêu đề k nội dung</w:t>
+      </w:r>
+      <w:r>
+        <w:rPr>
+          <w:lang w:val="vi-VN"/>
+        </w:rPr>
+        <w:t>)</w:t>
+      </w:r>
+    </w:p>
+    <w:p>
+      <w:pPr>
+        <w:rPr>
+          <w:lang w:val="vi-VN"/>
+        </w:rPr>
+      </w:pPr>
+      <w:r>
+        <w:rPr>
+          <w:lang w:val="vi-VN"/>
+        </w:rPr>
+        <w:lastRenderedPageBreak/>
+        <w:t>Bổ sung thêm phần “bài toán đồng bộ hệ thống” sau slide 34, giống như trong báo cáo, có 1 slide lấy hình minh họa hệ thống</w:t>
       </w:r>
     </w:p>
     <w:p>
